--- a/published/ai-inventions/02_creative_engineering/01_systems/lecture-content/01_systems-module.docx
+++ b/published/ai-inventions/02_creative_engineering/01_systems/lecture-content/01_systems-module.docx
@@ -150,6 +150,11 @@
     <w:p>
       <w:r>
         <w:t>Inventors who understand the ecology of their creative system — who know what tools, materials, knowledge, and collaborators are available — can navigate the adjacent possible more effectively. They can also deliberately expand it by importing affordances from other domains, a process known as "exaptation" in evolutionary biology and "technology transfer" in engineering.</w:t>
+      </w:r>
+    </w:p>
+    <w:p>
+      <w:r>
+        <w:t>The relationship between affordances and creative output is not merely theoretical. Research on innovation clusters consistently shows that the density and diversity of affordances in a creative system predicts its inventive productivity. Route 128 near Boston had comparable technical talent to Silicon Valley in the 1970s, but its corporate structures created fewer cross-pollination affordances — engineers worked in vertically integrated companies that discouraged lateral movement and informal knowledge sharing. Silicon Valley's culture of job-hopping, garage startups, and informal networking created a denser affordance landscape, ultimately producing more radical innovations. The lesson for individual inventors: deliberately diversify the affordances in your creative system by seeking tools, materials, knowledge, and relationships from outside your primary domain.</w:t>
       </w:r>
     </w:p>
     <w:p>
